--- a/러시아 인권변호사/5부/5부_2화_크릴로프와의_재계약.docx
+++ b/러시아 인권변호사/5부/5부_2화_크릴로프와의_재계약.docx
@@ -290,6 +290,75 @@
     </w:p>
     <w:p>
       <w:pPr>
+        <w:spacing w:before="0" w:after="110" w:line="300" w:lineRule="auto"/>
+      </w:pPr>
+      <w:r>
+        <w:rPr>
+          <w:rFonts w:ascii="Times New Roman" w:hAnsi="Times New Roman" w:eastAsia="Malgun Gothic"/>
+          <w:b/>
+          <w:i w:val="0"/>
+          <w:sz w:val="22"/>
+        </w:rPr>
+        <w:t xml:space="preserve">Изольда: </w:t>
+      </w:r>
+      <w:r>
+        <w:rPr>
+          <w:rFonts w:ascii="Times New Roman" w:hAnsi="Times New Roman" w:eastAsia="Malgun Gothic"/>
+          <w:b w:val="0"/>
+          <w:i w:val="0"/>
+          <w:sz w:val="22"/>
+        </w:rPr>
+        <w:t>Продержится, если не будем делать выводов раньше цифр.</w:t>
+      </w:r>
+    </w:p>
+    <w:p>
+      <w:pPr>
+        <w:spacing w:before="0" w:after="110" w:line="300" w:lineRule="auto"/>
+      </w:pPr>
+      <w:r>
+        <w:rPr>
+          <w:rFonts w:ascii="Times New Roman" w:hAnsi="Times New Roman" w:eastAsia="Malgun Gothic"/>
+          <w:b/>
+          <w:i w:val="0"/>
+          <w:sz w:val="22"/>
+        </w:rPr>
+        <w:t xml:space="preserve">Вениамин: </w:t>
+      </w:r>
+      <w:r>
+        <w:rPr>
+          <w:rFonts w:ascii="Times New Roman" w:hAnsi="Times New Roman" w:eastAsia="Malgun Gothic"/>
+          <w:b w:val="0"/>
+          <w:i w:val="0"/>
+          <w:sz w:val="22"/>
+        </w:rPr>
+        <w:t>А цифры пока говорят только одно: денег много, бумаг мало.</w:t>
+      </w:r>
+    </w:p>
+    <w:p>
+      <w:pPr>
+        <w:spacing w:before="0" w:after="110" w:line="300" w:lineRule="auto"/>
+      </w:pPr>
+      <w:r>
+        <w:rPr>
+          <w:rFonts w:ascii="Times New Roman" w:hAnsi="Times New Roman" w:eastAsia="Malgun Gothic"/>
+          <w:b/>
+          <w:i w:val="0"/>
+          <w:sz w:val="22"/>
+        </w:rPr>
+        <w:t xml:space="preserve">Настя: </w:t>
+      </w:r>
+      <w:r>
+        <w:rPr>
+          <w:rFonts w:ascii="Times New Roman" w:hAnsi="Times New Roman" w:eastAsia="Malgun Gothic"/>
+          <w:b w:val="0"/>
+          <w:i w:val="0"/>
+          <w:sz w:val="22"/>
+        </w:rPr>
+        <w:t>С этим и пойдём. Без прилагательных.</w:t>
+      </w:r>
+    </w:p>
+    <w:p>
+      <w:pPr>
         <w:keepNext/>
         <w:spacing w:before="320" w:after="140"/>
       </w:pPr>
@@ -523,6 +592,121 @@
     </w:p>
     <w:p>
       <w:pPr>
+        <w:spacing w:before="0" w:after="110" w:line="300" w:lineRule="auto"/>
+      </w:pPr>
+      <w:r>
+        <w:rPr>
+          <w:rFonts w:ascii="Times New Roman" w:hAnsi="Times New Roman" w:eastAsia="Malgun Gothic"/>
+          <w:b/>
+          <w:i w:val="0"/>
+          <w:sz w:val="22"/>
+        </w:rPr>
+        <w:t xml:space="preserve">Катя: </w:t>
+      </w:r>
+      <w:r>
+        <w:rPr>
+          <w:rFonts w:ascii="Times New Roman" w:hAnsi="Times New Roman" w:eastAsia="Malgun Gothic"/>
+          <w:b w:val="0"/>
+          <w:i w:val="0"/>
+          <w:sz w:val="22"/>
+        </w:rPr>
+        <w:t>Как вы ему это преподнесёте? Звонок, записка?</w:t>
+      </w:r>
+    </w:p>
+    <w:p>
+      <w:pPr>
+        <w:spacing w:before="0" w:after="110" w:line="300" w:lineRule="auto"/>
+      </w:pPr>
+      <w:r>
+        <w:rPr>
+          <w:rFonts w:ascii="Times New Roman" w:hAnsi="Times New Roman" w:eastAsia="Malgun Gothic"/>
+          <w:b/>
+          <w:i w:val="0"/>
+          <w:sz w:val="22"/>
+        </w:rPr>
+        <w:t xml:space="preserve">Лёша: </w:t>
+      </w:r>
+      <w:r>
+        <w:rPr>
+          <w:rFonts w:ascii="Times New Roman" w:hAnsi="Times New Roman" w:eastAsia="Malgun Gothic"/>
+          <w:b w:val="0"/>
+          <w:i w:val="0"/>
+          <w:sz w:val="22"/>
+        </w:rPr>
+        <w:t>Лично. Без свидетелей и без Кирилла Андреевича. Человек сорок лет в системе — он должен услышать это от меня, а не от аудитора.</w:t>
+      </w:r>
+    </w:p>
+    <w:p>
+      <w:pPr>
+        <w:spacing w:before="0" w:after="110" w:line="300" w:lineRule="auto"/>
+      </w:pPr>
+      <w:r>
+        <w:rPr>
+          <w:rFonts w:ascii="Times New Roman" w:hAnsi="Times New Roman" w:eastAsia="Malgun Gothic"/>
+          <w:b/>
+          <w:i w:val="0"/>
+          <w:sz w:val="22"/>
+        </w:rPr>
+        <w:t xml:space="preserve">Кирилл: </w:t>
+      </w:r>
+      <w:r>
+        <w:rPr>
+          <w:rFonts w:ascii="Times New Roman" w:hAnsi="Times New Roman" w:eastAsia="Malgun Gothic"/>
+          <w:b w:val="0"/>
+          <w:i w:val="0"/>
+          <w:sz w:val="22"/>
+        </w:rPr>
+        <w:t>Разумно. Нам в этом разговоре делать нечего — мы отвечаем за цифры, а не за доверие.</w:t>
+      </w:r>
+    </w:p>
+    <w:p>
+      <w:pPr>
+        <w:spacing w:before="0" w:after="110" w:line="300" w:lineRule="auto"/>
+      </w:pPr>
+      <w:r>
+        <w:rPr>
+          <w:rFonts w:ascii="Times New Roman" w:hAnsi="Times New Roman" w:eastAsia="Malgun Gothic"/>
+          <w:b/>
+          <w:i w:val="0"/>
+          <w:sz w:val="22"/>
+        </w:rPr>
+        <w:t xml:space="preserve">Ирина: </w:t>
+      </w:r>
+      <w:r>
+        <w:rPr>
+          <w:rFonts w:ascii="Times New Roman" w:hAnsi="Times New Roman" w:eastAsia="Malgun Gothic"/>
+          <w:b w:val="0"/>
+          <w:i w:val="0"/>
+          <w:sz w:val="22"/>
+        </w:rPr>
+        <w:t>Только, Алексей Николаевич, никаких обещаний заранее. Ни амнистий, ни гарантий.</w:t>
+      </w:r>
+    </w:p>
+    <w:p>
+      <w:pPr>
+        <w:spacing w:before="0" w:after="110" w:line="300" w:lineRule="auto"/>
+      </w:pPr>
+      <w:r>
+        <w:rPr>
+          <w:rFonts w:ascii="Times New Roman" w:hAnsi="Times New Roman" w:eastAsia="Malgun Gothic"/>
+          <w:b/>
+          <w:i w:val="0"/>
+          <w:sz w:val="22"/>
+        </w:rPr>
+        <w:t xml:space="preserve">Лёша: </w:t>
+      </w:r>
+      <w:r>
+        <w:rPr>
+          <w:rFonts w:ascii="Times New Roman" w:hAnsi="Times New Roman" w:eastAsia="Malgun Gothic"/>
+          <w:b w:val="0"/>
+          <w:i w:val="0"/>
+          <w:sz w:val="22"/>
+        </w:rPr>
+        <w:t>Никаких. Я иду задавать вопросы, а не торговаться.</w:t>
+      </w:r>
+    </w:p>
+    <w:p>
+      <w:pPr>
         <w:keepNext/>
         <w:spacing w:before="320" w:after="140"/>
       </w:pPr>
@@ -766,6 +950,75 @@
     </w:p>
     <w:p>
       <w:pPr>
+        <w:spacing w:before="0" w:after="110" w:line="300" w:lineRule="auto"/>
+      </w:pPr>
+      <w:r>
+        <w:rPr>
+          <w:rFonts w:ascii="Times New Roman" w:hAnsi="Times New Roman" w:eastAsia="Malgun Gothic"/>
+          <w:b/>
+          <w:i w:val="0"/>
+          <w:sz w:val="22"/>
+        </w:rPr>
+        <w:t xml:space="preserve">Лёша: </w:t>
+      </w:r>
+      <w:r>
+        <w:rPr>
+          <w:rFonts w:ascii="Times New Roman" w:hAnsi="Times New Roman" w:eastAsia="Malgun Gothic"/>
+          <w:b w:val="0"/>
+          <w:i w:val="0"/>
+          <w:sz w:val="22"/>
+        </w:rPr>
+        <w:t>Надеюсь, роль вам не понравилась.</w:t>
+      </w:r>
+    </w:p>
+    <w:p>
+      <w:pPr>
+        <w:spacing w:before="0" w:after="110" w:line="300" w:lineRule="auto"/>
+      </w:pPr>
+      <w:r>
+        <w:rPr>
+          <w:rFonts w:ascii="Times New Roman" w:hAnsi="Times New Roman" w:eastAsia="Malgun Gothic"/>
+          <w:b/>
+          <w:i w:val="0"/>
+          <w:sz w:val="22"/>
+        </w:rPr>
+        <w:t xml:space="preserve">Крылов: </w:t>
+      </w:r>
+      <w:r>
+        <w:rPr>
+          <w:rFonts w:ascii="Times New Roman" w:hAnsi="Times New Roman" w:eastAsia="Malgun Gothic"/>
+          <w:b w:val="0"/>
+          <w:i w:val="0"/>
+          <w:sz w:val="22"/>
+        </w:rPr>
+        <w:t>Роль — нет. Но я хорошо помню, чем кончается пьеса. В том уездном городе не было ни одного чистого человека, Алексей Николаевич. Ни одного.</w:t>
+      </w:r>
+    </w:p>
+    <w:p>
+      <w:pPr>
+        <w:spacing w:before="0" w:after="110" w:line="300" w:lineRule="auto"/>
+      </w:pPr>
+      <w:r>
+        <w:rPr>
+          <w:rFonts w:ascii="Times New Roman" w:hAnsi="Times New Roman" w:eastAsia="Malgun Gothic"/>
+          <w:b/>
+          <w:i w:val="0"/>
+          <w:sz w:val="22"/>
+        </w:rPr>
+        <w:t xml:space="preserve">Лёша: </w:t>
+      </w:r>
+      <w:r>
+        <w:rPr>
+          <w:rFonts w:ascii="Times New Roman" w:hAnsi="Times New Roman" w:eastAsia="Malgun Gothic"/>
+          <w:b w:val="0"/>
+          <w:i w:val="0"/>
+          <w:sz w:val="22"/>
+        </w:rPr>
+        <w:t>Поэтому я и не прошу вас быть чистым. Я прошу дать нам посмотреть.</w:t>
+      </w:r>
+    </w:p>
+    <w:p>
+      <w:pPr>
         <w:keepNext/>
         <w:spacing w:before="320" w:after="140"/>
       </w:pPr>
@@ -976,6 +1229,164 @@
     </w:p>
     <w:p>
       <w:pPr>
+        <w:spacing w:before="0" w:after="110" w:line="300" w:lineRule="auto"/>
+      </w:pPr>
+      <w:r>
+        <w:rPr>
+          <w:rFonts w:ascii="Times New Roman" w:hAnsi="Times New Roman" w:eastAsia="Malgun Gothic"/>
+          <w:b/>
+          <w:i w:val="0"/>
+          <w:sz w:val="22"/>
+        </w:rPr>
+        <w:t xml:space="preserve">Крылов: </w:t>
+      </w:r>
+      <w:r>
+        <w:rPr>
+          <w:rFonts w:ascii="Times New Roman" w:hAnsi="Times New Roman" w:eastAsia="Malgun Gothic"/>
+          <w:b w:val="0"/>
+          <w:i/>
+          <w:color w:val="555555"/>
+          <w:sz w:val="22"/>
+        </w:rPr>
+        <w:t>(долго смотрит на него)</w:t>
+      </w:r>
+      <w:r>
+        <w:rPr>
+          <w:rFonts w:ascii="Times New Roman" w:hAnsi="Times New Roman" w:eastAsia="Malgun Gothic"/>
+          <w:b w:val="0"/>
+          <w:i w:val="0"/>
+          <w:sz w:val="22"/>
+        </w:rPr>
+        <w:t xml:space="preserve"> Вы понимаете, что половина моих людей воспримет это как недоверие лично к ним?</w:t>
+      </w:r>
+    </w:p>
+    <w:p>
+      <w:pPr>
+        <w:spacing w:before="0" w:after="110" w:line="300" w:lineRule="auto"/>
+      </w:pPr>
+      <w:r>
+        <w:rPr>
+          <w:rFonts w:ascii="Times New Roman" w:hAnsi="Times New Roman" w:eastAsia="Malgun Gothic"/>
+          <w:b/>
+          <w:i w:val="0"/>
+          <w:sz w:val="22"/>
+        </w:rPr>
+        <w:t xml:space="preserve">Лёша: </w:t>
+      </w:r>
+      <w:r>
+        <w:rPr>
+          <w:rFonts w:ascii="Times New Roman" w:hAnsi="Times New Roman" w:eastAsia="Malgun Gothic"/>
+          <w:b w:val="0"/>
+          <w:i w:val="0"/>
+          <w:sz w:val="22"/>
+        </w:rPr>
+        <w:t>Понимаю. А вторая половина — как защиту от первой. Вы сами знаете, какая из них вам нужнее.</w:t>
+      </w:r>
+    </w:p>
+    <w:p>
+      <w:pPr>
+        <w:spacing w:before="0" w:after="110" w:line="300" w:lineRule="auto"/>
+      </w:pPr>
+      <w:r>
+        <w:rPr>
+          <w:rFonts w:ascii="Times New Roman" w:hAnsi="Times New Roman" w:eastAsia="Malgun Gothic"/>
+          <w:b/>
+          <w:i w:val="0"/>
+          <w:sz w:val="22"/>
+        </w:rPr>
+        <w:t xml:space="preserve">Крылов: </w:t>
+      </w:r>
+      <w:r>
+        <w:rPr>
+          <w:rFonts w:ascii="Times New Roman" w:hAnsi="Times New Roman" w:eastAsia="Malgun Gothic"/>
+          <w:b w:val="0"/>
+          <w:i/>
+          <w:color w:val="555555"/>
+          <w:sz w:val="22"/>
+        </w:rPr>
+        <w:t>(почти улыбаясь)</w:t>
+      </w:r>
+      <w:r>
+        <w:rPr>
+          <w:rFonts w:ascii="Times New Roman" w:hAnsi="Times New Roman" w:eastAsia="Malgun Gothic"/>
+          <w:b w:val="0"/>
+          <w:i w:val="0"/>
+          <w:sz w:val="22"/>
+        </w:rPr>
+        <w:t xml:space="preserve"> Этому вас в новокрутской конторе научили?</w:t>
+      </w:r>
+    </w:p>
+    <w:p>
+      <w:pPr>
+        <w:spacing w:before="0" w:after="110" w:line="300" w:lineRule="auto"/>
+      </w:pPr>
+      <w:r>
+        <w:rPr>
+          <w:rFonts w:ascii="Times New Roman" w:hAnsi="Times New Roman" w:eastAsia="Malgun Gothic"/>
+          <w:b/>
+          <w:i w:val="0"/>
+          <w:sz w:val="22"/>
+        </w:rPr>
+        <w:t xml:space="preserve">Лёша: </w:t>
+      </w:r>
+      <w:r>
+        <w:rPr>
+          <w:rFonts w:ascii="Times New Roman" w:hAnsi="Times New Roman" w:eastAsia="Malgun Gothic"/>
+          <w:b w:val="0"/>
+          <w:i w:val="0"/>
+          <w:sz w:val="22"/>
+        </w:rPr>
+        <w:t>Именно там, Сергей Александрович. С людьми, которым есть что скрывать, я встречался там каждый день.</w:t>
+      </w:r>
+    </w:p>
+    <w:p>
+      <w:pPr>
+        <w:spacing w:before="0" w:after="110" w:line="300" w:lineRule="auto"/>
+      </w:pPr>
+      <w:r>
+        <w:rPr>
+          <w:rFonts w:ascii="Times New Roman" w:hAnsi="Times New Roman" w:eastAsia="Malgun Gothic"/>
+          <w:b/>
+          <w:i w:val="0"/>
+          <w:sz w:val="22"/>
+        </w:rPr>
+        <w:t xml:space="preserve">Крылов: </w:t>
+      </w:r>
+      <w:r>
+        <w:rPr>
+          <w:rFonts w:ascii="Times New Roman" w:hAnsi="Times New Roman" w:eastAsia="Malgun Gothic"/>
+          <w:b w:val="0"/>
+          <w:i w:val="0"/>
+          <w:sz w:val="22"/>
+        </w:rPr>
+        <w:t>Хорошо. Комиссия. Но офицер сопровождения — мой. Это не обсуждается.</w:t>
+      </w:r>
+    </w:p>
+    <w:p>
+      <w:pPr>
+        <w:spacing w:before="0" w:after="110" w:line="300" w:lineRule="auto"/>
+      </w:pPr>
+      <w:r>
+        <w:rPr>
+          <w:rFonts w:ascii="Times New Roman" w:hAnsi="Times New Roman" w:eastAsia="Malgun Gothic"/>
+          <w:b/>
+          <w:i w:val="0"/>
+          <w:sz w:val="22"/>
+        </w:rPr>
+        <w:t xml:space="preserve">Лёша: </w:t>
+      </w:r>
+      <w:r>
+        <w:rPr>
+          <w:rFonts w:ascii="Times New Roman" w:hAnsi="Times New Roman" w:eastAsia="Malgun Gothic"/>
+          <w:b w:val="0"/>
+          <w:i w:val="0"/>
+          <w:sz w:val="22"/>
+        </w:rPr>
+        <w:t>Не обсуждается. Договорились.</w:t>
+      </w:r>
+    </w:p>
+    <w:p>
+      <w:pPr>
         <w:keepNext/>
         <w:spacing w:before="320" w:after="140"/>
       </w:pPr>
@@ -1215,6 +1626,62 @@
     </w:p>
     <w:p>
       <w:pPr>
+        <w:spacing w:before="0" w:after="110" w:line="300" w:lineRule="auto"/>
+      </w:pPr>
+      <w:r>
+        <w:rPr>
+          <w:rFonts w:ascii="Times New Roman" w:hAnsi="Times New Roman" w:eastAsia="Malgun Gothic"/>
+          <w:b/>
+          <w:i w:val="0"/>
+          <w:sz w:val="22"/>
+        </w:rPr>
+        <w:t xml:space="preserve">Пахомов: </w:t>
+      </w:r>
+      <w:r>
+        <w:rPr>
+          <w:rFonts w:ascii="Times New Roman" w:hAnsi="Times New Roman" w:eastAsia="Malgun Gothic"/>
+          <w:b w:val="0"/>
+          <w:i/>
+          <w:color w:val="555555"/>
+          <w:sz w:val="22"/>
+        </w:rPr>
+        <w:t>(сдержанно)</w:t>
+      </w:r>
+      <w:r>
+        <w:rPr>
+          <w:rFonts w:ascii="Times New Roman" w:hAnsi="Times New Roman" w:eastAsia="Malgun Gothic"/>
+          <w:b w:val="0"/>
+          <w:i w:val="0"/>
+          <w:sz w:val="22"/>
+        </w:rPr>
+        <w:t xml:space="preserve"> Как прикажете. Только учтите: если что-то уйдёт в прессу, отвечать буду я, а не они.</w:t>
+      </w:r>
+    </w:p>
+    <w:p>
+      <w:pPr>
+        <w:spacing w:before="0" w:after="110" w:line="300" w:lineRule="auto"/>
+      </w:pPr>
+      <w:r>
+        <w:rPr>
+          <w:rFonts w:ascii="Times New Roman" w:hAnsi="Times New Roman" w:eastAsia="Malgun Gothic"/>
+          <w:b/>
+          <w:i w:val="0"/>
+          <w:sz w:val="22"/>
+        </w:rPr>
+        <w:t xml:space="preserve">Крылов: </w:t>
+      </w:r>
+      <w:r>
+        <w:rPr>
+          <w:rFonts w:ascii="Times New Roman" w:hAnsi="Times New Roman" w:eastAsia="Malgun Gothic"/>
+          <w:b w:val="0"/>
+          <w:i w:val="0"/>
+          <w:sz w:val="22"/>
+        </w:rPr>
+        <w:t>Если что-то уйдёт в прессу, Григорий Тимофеевич, отвечать будет тот, кто это вынес. Кто бы он ни был.</w:t>
+      </w:r>
+    </w:p>
+    <w:p>
+      <w:pPr>
         <w:keepNext/>
         <w:spacing w:before="320" w:after="140"/>
       </w:pPr>
@@ -1448,6 +1915,75 @@
     </w:p>
     <w:p>
       <w:pPr>
+        <w:spacing w:before="0" w:after="110" w:line="300" w:lineRule="auto"/>
+      </w:pPr>
+      <w:r>
+        <w:rPr>
+          <w:rFonts w:ascii="Times New Roman" w:hAnsi="Times New Roman" w:eastAsia="Malgun Gothic"/>
+          <w:b/>
+          <w:i w:val="0"/>
+          <w:sz w:val="22"/>
+        </w:rPr>
+        <w:t xml:space="preserve">Изольда: </w:t>
+      </w:r>
+      <w:r>
+        <w:rPr>
+          <w:rFonts w:ascii="Times New Roman" w:hAnsi="Times New Roman" w:eastAsia="Malgun Gothic"/>
+          <w:b w:val="0"/>
+          <w:i w:val="0"/>
+          <w:sz w:val="22"/>
+        </w:rPr>
+        <w:t>И запомните, дети: при полковнике — ни одной шутки. Военные шуток аудиторов не понимают.</w:t>
+      </w:r>
+    </w:p>
+    <w:p>
+      <w:pPr>
+        <w:spacing w:before="0" w:after="110" w:line="300" w:lineRule="auto"/>
+      </w:pPr>
+      <w:r>
+        <w:rPr>
+          <w:rFonts w:ascii="Times New Roman" w:hAnsi="Times New Roman" w:eastAsia="Malgun Gothic"/>
+          <w:b/>
+          <w:i w:val="0"/>
+          <w:sz w:val="22"/>
+        </w:rPr>
+        <w:t xml:space="preserve">Настя: </w:t>
+      </w:r>
+      <w:r>
+        <w:rPr>
+          <w:rFonts w:ascii="Times New Roman" w:hAnsi="Times New Roman" w:eastAsia="Malgun Gothic"/>
+          <w:b w:val="0"/>
+          <w:i w:val="0"/>
+          <w:sz w:val="22"/>
+        </w:rPr>
+        <w:t>А аудиторы — военных.</w:t>
+      </w:r>
+    </w:p>
+    <w:p>
+      <w:pPr>
+        <w:spacing w:before="0" w:after="110" w:line="300" w:lineRule="auto"/>
+      </w:pPr>
+      <w:r>
+        <w:rPr>
+          <w:rFonts w:ascii="Times New Roman" w:hAnsi="Times New Roman" w:eastAsia="Malgun Gothic"/>
+          <w:b/>
+          <w:i w:val="0"/>
+          <w:sz w:val="22"/>
+        </w:rPr>
+        <w:t xml:space="preserve">Кирилл: </w:t>
+      </w:r>
+      <w:r>
+        <w:rPr>
+          <w:rFonts w:ascii="Times New Roman" w:hAnsi="Times New Roman" w:eastAsia="Malgun Gothic"/>
+          <w:b w:val="0"/>
+          <w:i w:val="0"/>
+          <w:sz w:val="22"/>
+        </w:rPr>
+        <w:t>Тогда говорим только цифрами. Их понимают все.</w:t>
+      </w:r>
+    </w:p>
+    <w:p>
+      <w:pPr>
         <w:keepNext/>
         <w:spacing w:before="320" w:after="140"/>
       </w:pPr>
@@ -1688,6 +2224,118 @@
     </w:p>
     <w:p>
       <w:pPr>
+        <w:spacing w:before="0" w:after="110" w:line="300" w:lineRule="auto"/>
+      </w:pPr>
+      <w:r>
+        <w:rPr>
+          <w:rFonts w:ascii="Times New Roman" w:hAnsi="Times New Roman" w:eastAsia="Malgun Gothic"/>
+          <w:b/>
+          <w:i w:val="0"/>
+          <w:sz w:val="22"/>
+        </w:rPr>
+        <w:t xml:space="preserve">Пахомов: </w:t>
+      </w:r>
+      <w:r>
+        <w:rPr>
+          <w:rFonts w:ascii="Times New Roman" w:hAnsi="Times New Roman" w:eastAsia="Malgun Gothic"/>
+          <w:b w:val="0"/>
+          <w:i/>
+          <w:color w:val="555555"/>
+          <w:sz w:val="22"/>
+        </w:rPr>
+        <w:t>(помедлив)</w:t>
+      </w:r>
+      <w:r>
+        <w:rPr>
+          <w:rFonts w:ascii="Times New Roman" w:hAnsi="Times New Roman" w:eastAsia="Malgun Gothic"/>
+          <w:b w:val="0"/>
+          <w:i w:val="0"/>
+          <w:sz w:val="22"/>
+        </w:rPr>
+        <w:t xml:space="preserve"> Подписывал. Но детализация хранится в другом подразделении. Запрос займёт время.</w:t>
+      </w:r>
+    </w:p>
+    <w:p>
+      <w:pPr>
+        <w:spacing w:before="0" w:after="110" w:line="300" w:lineRule="auto"/>
+      </w:pPr>
+      <w:r>
+        <w:rPr>
+          <w:rFonts w:ascii="Times New Roman" w:hAnsi="Times New Roman" w:eastAsia="Malgun Gothic"/>
+          <w:b/>
+          <w:i w:val="0"/>
+          <w:sz w:val="22"/>
+        </w:rPr>
+        <w:t xml:space="preserve">Изольда: </w:t>
+      </w:r>
+      <w:r>
+        <w:rPr>
+          <w:rFonts w:ascii="Times New Roman" w:hAnsi="Times New Roman" w:eastAsia="Malgun Gothic"/>
+          <w:b w:val="0"/>
+          <w:i w:val="0"/>
+          <w:sz w:val="22"/>
+        </w:rPr>
+        <w:t>У нас есть время, Григорий Тимофеевич. А пока посмотрим учредительные документы получателя — они ведь не засекречены?</w:t>
+      </w:r>
+    </w:p>
+    <w:p>
+      <w:pPr>
+        <w:spacing w:before="0" w:after="110" w:line="300" w:lineRule="auto"/>
+      </w:pPr>
+      <w:r>
+        <w:rPr>
+          <w:rFonts w:ascii="Times New Roman" w:hAnsi="Times New Roman" w:eastAsia="Malgun Gothic"/>
+          <w:b/>
+          <w:i w:val="0"/>
+          <w:sz w:val="22"/>
+        </w:rPr>
+        <w:t xml:space="preserve">Пахомов: </w:t>
+      </w:r>
+      <w:r>
+        <w:rPr>
+          <w:rFonts w:ascii="Times New Roman" w:hAnsi="Times New Roman" w:eastAsia="Malgun Gothic"/>
+          <w:b w:val="0"/>
+          <w:i/>
+          <w:color w:val="555555"/>
+          <w:sz w:val="22"/>
+        </w:rPr>
+        <w:t>(сквозь зубы)</w:t>
+      </w:r>
+      <w:r>
+        <w:rPr>
+          <w:rFonts w:ascii="Times New Roman" w:hAnsi="Times New Roman" w:eastAsia="Malgun Gothic"/>
+          <w:b w:val="0"/>
+          <w:i w:val="0"/>
+          <w:sz w:val="22"/>
+        </w:rPr>
+        <w:t xml:space="preserve"> Это открытый реестр.</w:t>
+      </w:r>
+    </w:p>
+    <w:p>
+      <w:pPr>
+        <w:spacing w:before="0" w:after="110" w:line="300" w:lineRule="auto"/>
+      </w:pPr>
+      <w:r>
+        <w:rPr>
+          <w:rFonts w:ascii="Times New Roman" w:hAnsi="Times New Roman" w:eastAsia="Malgun Gothic"/>
+          <w:b/>
+          <w:i w:val="0"/>
+          <w:sz w:val="22"/>
+        </w:rPr>
+        <w:t xml:space="preserve">Вениамин: </w:t>
+      </w:r>
+      <w:r>
+        <w:rPr>
+          <w:rFonts w:ascii="Times New Roman" w:hAnsi="Times New Roman" w:eastAsia="Malgun Gothic"/>
+          <w:b w:val="0"/>
+          <w:i w:val="0"/>
+          <w:sz w:val="22"/>
+        </w:rPr>
+        <w:t>Тем лучше. Открытый реестр на ночь не опечатывают.</w:t>
+      </w:r>
+    </w:p>
+    <w:p>
+      <w:pPr>
         <w:keepNext/>
         <w:spacing w:before="320" w:after="140"/>
       </w:pPr>
@@ -1908,6 +2556,77 @@
     </w:p>
     <w:p>
       <w:pPr>
+        <w:spacing w:before="0" w:after="110" w:line="300" w:lineRule="auto"/>
+      </w:pPr>
+      <w:r>
+        <w:rPr>
+          <w:rFonts w:ascii="Times New Roman" w:hAnsi="Times New Roman" w:eastAsia="Malgun Gothic"/>
+          <w:b w:val="0"/>
+          <w:i/>
+          <w:color w:val="555555"/>
+          <w:sz w:val="22"/>
+        </w:rPr>
+        <w:t>(Пахомов молча садится; Изольда аккуратно закрывает журнал с записями)</w:t>
+      </w:r>
+    </w:p>
+    <w:p>
+      <w:pPr>
+        <w:spacing w:before="0" w:after="110" w:line="300" w:lineRule="auto"/>
+      </w:pPr>
+      <w:r>
+        <w:rPr>
+          <w:rFonts w:ascii="Times New Roman" w:hAnsi="Times New Roman" w:eastAsia="Malgun Gothic"/>
+          <w:b/>
+          <w:i w:val="0"/>
+          <w:sz w:val="22"/>
+        </w:rPr>
+        <w:t xml:space="preserve">Настя: </w:t>
+      </w:r>
+      <w:r>
+        <w:rPr>
+          <w:rFonts w:ascii="Times New Roman" w:hAnsi="Times New Roman" w:eastAsia="Malgun Gothic"/>
+          <w:b w:val="0"/>
+          <w:i/>
+          <w:color w:val="555555"/>
+          <w:sz w:val="22"/>
+        </w:rPr>
+        <w:t>(Кириллу, тихо)</w:t>
+      </w:r>
+      <w:r>
+        <w:rPr>
+          <w:rFonts w:ascii="Times New Roman" w:hAnsi="Times New Roman" w:eastAsia="Malgun Gothic"/>
+          <w:b w:val="0"/>
+          <w:i w:val="0"/>
+          <w:sz w:val="22"/>
+        </w:rPr>
+        <w:t xml:space="preserve"> Заметил? Он ни разу не спросил, откуда мы знаем про племянника.</w:t>
+      </w:r>
+    </w:p>
+    <w:p>
+      <w:pPr>
+        <w:spacing w:before="0" w:after="110" w:line="300" w:lineRule="auto"/>
+      </w:pPr>
+      <w:r>
+        <w:rPr>
+          <w:rFonts w:ascii="Times New Roman" w:hAnsi="Times New Roman" w:eastAsia="Malgun Gothic"/>
+          <w:b/>
+          <w:i w:val="0"/>
+          <w:sz w:val="22"/>
+        </w:rPr>
+        <w:t xml:space="preserve">Кирилл: </w:t>
+      </w:r>
+      <w:r>
+        <w:rPr>
+          <w:rFonts w:ascii="Times New Roman" w:hAnsi="Times New Roman" w:eastAsia="Malgun Gothic"/>
+          <w:b w:val="0"/>
+          <w:i w:val="0"/>
+          <w:sz w:val="22"/>
+        </w:rPr>
+        <w:t>Потому что знает откуда. Из открытого реестра. Он просто не думал, что кто-то туда посмотрит.</w:t>
+      </w:r>
+    </w:p>
+    <w:p>
+      <w:pPr>
         <w:keepNext/>
         <w:spacing w:before="320" w:after="140"/>
       </w:pPr>
@@ -2133,6 +2852,85 @@
         <w:rPr>
           <w:rFonts w:ascii="Times New Roman" w:hAnsi="Times New Roman" w:eastAsia="Malgun Gothic"/>
           <w:b w:val="0"/>
+          <w:i w:val="0"/>
+          <w:sz w:val="22"/>
+        </w:rPr>
+        <w:t>Ещё одно, Алексей Николаевич. Ваши аудиторы работали чисто. Ни одной утечки, ни одного лишнего слова при полковнике. Передайте им — от меня.</w:t>
+      </w:r>
+    </w:p>
+    <w:p>
+      <w:pPr>
+        <w:spacing w:before="0" w:after="110" w:line="300" w:lineRule="auto"/>
+      </w:pPr>
+      <w:r>
+        <w:rPr>
+          <w:rFonts w:ascii="Times New Roman" w:hAnsi="Times New Roman" w:eastAsia="Malgun Gothic"/>
+          <w:b/>
+          <w:i w:val="0"/>
+          <w:sz w:val="22"/>
+        </w:rPr>
+        <w:t xml:space="preserve">Лёша: </w:t>
+      </w:r>
+      <w:r>
+        <w:rPr>
+          <w:rFonts w:ascii="Times New Roman" w:hAnsi="Times New Roman" w:eastAsia="Malgun Gothic"/>
+          <w:b w:val="0"/>
+          <w:i w:val="0"/>
+          <w:sz w:val="22"/>
+        </w:rPr>
+        <w:t>Передам. Хотя Изольда Тимофеевна наверняка скажет, что комплименты от проверяемых — дурная примета.</w:t>
+      </w:r>
+    </w:p>
+    <w:p>
+      <w:pPr>
+        <w:spacing w:before="0" w:after="110" w:line="300" w:lineRule="auto"/>
+      </w:pPr>
+      <w:r>
+        <w:rPr>
+          <w:rFonts w:ascii="Times New Roman" w:hAnsi="Times New Roman" w:eastAsia="Malgun Gothic"/>
+          <w:b/>
+          <w:i w:val="0"/>
+          <w:sz w:val="22"/>
+        </w:rPr>
+        <w:t xml:space="preserve">Крылов: </w:t>
+      </w:r>
+      <w:r>
+        <w:rPr>
+          <w:rFonts w:ascii="Times New Roman" w:hAnsi="Times New Roman" w:eastAsia="Malgun Gothic"/>
+          <w:b w:val="0"/>
+          <w:i/>
+          <w:color w:val="555555"/>
+          <w:sz w:val="22"/>
+        </w:rPr>
+        <w:t>(сухо)</w:t>
+      </w:r>
+      <w:r>
+        <w:rPr>
+          <w:rFonts w:ascii="Times New Roman" w:hAnsi="Times New Roman" w:eastAsia="Malgun Gothic"/>
+          <w:b w:val="0"/>
+          <w:i w:val="0"/>
+          <w:sz w:val="22"/>
+        </w:rPr>
+        <w:t xml:space="preserve"> Мудрая женщина. Тогда не передавайте.</w:t>
+      </w:r>
+    </w:p>
+    <w:p>
+      <w:pPr>
+        <w:spacing w:before="0" w:after="110" w:line="300" w:lineRule="auto"/>
+      </w:pPr>
+      <w:r>
+        <w:rPr>
+          <w:rFonts w:ascii="Times New Roman" w:hAnsi="Times New Roman" w:eastAsia="Malgun Gothic"/>
+          <w:b/>
+          <w:i w:val="0"/>
+          <w:sz w:val="22"/>
+        </w:rPr>
+        <w:t xml:space="preserve">Крылов: </w:t>
+      </w:r>
+      <w:r>
+        <w:rPr>
+          <w:rFonts w:ascii="Times New Roman" w:hAnsi="Times New Roman" w:eastAsia="Malgun Gothic"/>
+          <w:b w:val="0"/>
           <w:i/>
           <w:color w:val="555555"/>
           <w:sz w:val="22"/>
@@ -2344,6 +3142,94 @@
           <w:sz w:val="22"/>
         </w:rPr>
         <w:t>Хороший принцип. Мой учитель говорил почти теми же словами.</w:t>
+      </w:r>
+    </w:p>
+    <w:p>
+      <w:pPr>
+        <w:spacing w:before="0" w:after="110" w:line="300" w:lineRule="auto"/>
+      </w:pPr>
+      <w:r>
+        <w:rPr>
+          <w:rFonts w:ascii="Times New Roman" w:hAnsi="Times New Roman" w:eastAsia="Malgun Gothic"/>
+          <w:b/>
+          <w:i w:val="0"/>
+          <w:sz w:val="22"/>
+        </w:rPr>
+        <w:t xml:space="preserve">Изольда: </w:t>
+      </w:r>
+      <w:r>
+        <w:rPr>
+          <w:rFonts w:ascii="Times New Roman" w:hAnsi="Times New Roman" w:eastAsia="Malgun Gothic"/>
+          <w:b w:val="0"/>
+          <w:i w:val="0"/>
+          <w:sz w:val="22"/>
+        </w:rPr>
+        <w:t>Значит, хороший был учитель, Алексей Николаевич.</w:t>
+      </w:r>
+    </w:p>
+    <w:p>
+      <w:pPr>
+        <w:spacing w:before="0" w:after="110" w:line="300" w:lineRule="auto"/>
+      </w:pPr>
+      <w:r>
+        <w:rPr>
+          <w:rFonts w:ascii="Times New Roman" w:hAnsi="Times New Roman" w:eastAsia="Malgun Gothic"/>
+          <w:b/>
+          <w:i w:val="0"/>
+          <w:sz w:val="22"/>
+        </w:rPr>
+        <w:t xml:space="preserve">Лёша: </w:t>
+      </w:r>
+      <w:r>
+        <w:rPr>
+          <w:rFonts w:ascii="Times New Roman" w:hAnsi="Times New Roman" w:eastAsia="Malgun Gothic"/>
+          <w:b w:val="0"/>
+          <w:i w:val="0"/>
+          <w:sz w:val="22"/>
+        </w:rPr>
+        <w:t xml:space="preserve">Лучший. </w:t>
+      </w:r>
+      <w:r>
+        <w:rPr>
+          <w:rFonts w:ascii="Times New Roman" w:hAnsi="Times New Roman" w:eastAsia="Malgun Gothic"/>
+          <w:b w:val="0"/>
+          <w:i/>
+          <w:color w:val="555555"/>
+          <w:sz w:val="22"/>
+        </w:rPr>
+        <w:t>(пауза)</w:t>
+      </w:r>
+      <w:r>
+        <w:rPr>
+          <w:rFonts w:ascii="Times New Roman" w:hAnsi="Times New Roman" w:eastAsia="Malgun Gothic"/>
+          <w:b w:val="0"/>
+          <w:i w:val="0"/>
+          <w:sz w:val="22"/>
+        </w:rPr>
+        <w:t xml:space="preserve"> И ещё. Генерал просил передать, что вы работали чисто. А потом просил не передавать.</w:t>
+      </w:r>
+    </w:p>
+    <w:p>
+      <w:pPr>
+        <w:spacing w:before="0" w:after="110" w:line="300" w:lineRule="auto"/>
+      </w:pPr>
+      <w:r>
+        <w:rPr>
+          <w:rFonts w:ascii="Times New Roman" w:hAnsi="Times New Roman" w:eastAsia="Malgun Gothic"/>
+          <w:b/>
+          <w:i w:val="0"/>
+          <w:sz w:val="22"/>
+        </w:rPr>
+        <w:t xml:space="preserve">Изольда: </w:t>
+      </w:r>
+      <w:r>
+        <w:rPr>
+          <w:rFonts w:ascii="Times New Roman" w:hAnsi="Times New Roman" w:eastAsia="Malgun Gothic"/>
+          <w:b w:val="0"/>
+          <w:i w:val="0"/>
+          <w:sz w:val="22"/>
+        </w:rPr>
+        <w:t>Правильно просил, Алексей Николаевич. Комплименты от проверяемых — дурная примета. Но этот я, пожалуй, запишу.</w:t>
       </w:r>
     </w:p>
     <w:p>

--- a/러시아 인권변호사/5부/5부_2화_크릴로프와의_재계약.docx
+++ b/러시아 인권변호사/5부/5부_2화_크릴로프와의_재계약.docx
@@ -1739,7 +1739,7 @@
           <w:i w:val="0"/>
           <w:sz w:val="22"/>
         </w:rPr>
-        <w:t>Аналогично, Изольда Тимофеевна. Хотя азарт тоже присутствует — засекреченные данные это совершенно новый уровень сложности.</w:t>
+        <w:t>Аналогично, Изольда Тимофеевна. Хотя азарт тоже присутствует — засекреченные данные — это совершенно новый уровень сложности.</w:t>
       </w:r>
     </w:p>
     <w:p>

--- a/러시아 인권변호사/5부/5부_2화_크릴로프와의_재계약.docx
+++ b/러시아 인권변호사/5부/5부_2화_크릴로프와의_재계약.docx
@@ -3347,7 +3347,7 @@
           <w:i w:val="0"/>
           <w:sz w:val="22"/>
         </w:rPr>
-        <w:t xml:space="preserve"> — 희곡의 첫 대사. 크릴로프가 감사 제안을 듣고 사관학교 시절 시장 역을 맡았던 기억과 함께 자조적으로 인용하고(장면 3), 퇴장하며 "진짜 검찰관"이 오는 결말과 '말 없는 장면'을 빗대어 파호모프 사건을 정리한다(장면 9).</w:t>
+        <w:t xml:space="preserve"> — 한국어 해설: 희곡의 첫 대사. 크릴로프가 감사 제안을 듣고 사관학교 시절 시장 역을 맡았던 기억과 함께 자조적으로 인용하고(장면 3), 퇴장하며 "진짜 검찰관"이 오는 결말과 '말 없는 장면'을 빗대어 파호모프 사건을 정리한다(장면 9).</w:t>
       </w:r>
     </w:p>
     <w:p>
